--- a/MATERIAL_2027/C2/S2/DADOS3EMC2B1S2A2_material_complementar_professor.docx
+++ b/MATERIAL_2027/C2/S2/DADOS3EMC2B1S2A2_material_complementar_professor.docx
@@ -151,6 +151,15 @@
       <w:pPr>
         <w:spacing w:after="0" w:line="240" w:lineRule="auto"/>
         <w:rPr>
+          <w:rFonts w:eastAsia="Arial"/>
+          <w:b/>
+        </w:rPr>
+      </w:pPr>
+    </w:p>
+    <w:p>
+      <w:pPr>
+        <w:spacing w:after="0" w:line="240" w:lineRule="auto"/>
+        <w:rPr>
           <w:b/>
           <w:bCs/>
           <w:noProof/>
@@ -197,6 +206,32 @@
     </w:p>
     <w:p>
       <w:pPr>
+        <w:pStyle w:val="PargrafodaLista"/>
+        <w:spacing w:before="60" w:after="0" w:line="240" w:lineRule="auto"/>
+        <w:ind w:left="714"/>
+        <w:contextualSpacing w:val="0"/>
+        <w:jc w:val="both"/>
+      </w:pPr>
+      <w:hyperlink r:id="rId8" w:history="1">
+        <w:r>
+          <w:rPr>
+            <w:rStyle w:val="Hyperlink"/>
+          </w:rPr>
+          <w:t>https://github.com/ept-seduc-sp/dados-ano2/blob/main/MATERIAL_2027/C2/S2/DADOS3EMC2B1S2A2_material_complementar_professor.ipynb</w:t>
+        </w:r>
+      </w:hyperlink>
+    </w:p>
+    <w:p>
+      <w:pPr>
+        <w:spacing w:after="0" w:line="240" w:lineRule="auto"/>
+        <w:rPr>
+          <w:b/>
+          <w:sz w:val="26"/>
+        </w:rPr>
+      </w:pPr>
+    </w:p>
+    <w:p>
+      <w:pPr>
         <w:spacing w:after="0" w:line="240" w:lineRule="auto"/>
         <w:rPr>
           <w:b/>
@@ -227,6 +262,24 @@
     <w:p>
       <w:pPr>
         <w:spacing w:after="0" w:line="240" w:lineRule="auto"/>
+        <w:rPr>
+          <w:b/>
+          <w:sz w:val="26"/>
+        </w:rPr>
+      </w:pPr>
+    </w:p>
+    <w:p>
+      <w:pPr>
+        <w:spacing w:after="0" w:line="240" w:lineRule="auto"/>
+        <w:rPr>
+          <w:b/>
+          <w:sz w:val="26"/>
+        </w:rPr>
+      </w:pPr>
+    </w:p>
+    <w:p>
+      <w:pPr>
+        <w:spacing w:after="0" w:line="240" w:lineRule="auto"/>
       </w:pPr>
       <w:r>
         <w:rPr>
@@ -243,6 +296,31 @@
       <w:r>
         <w:t>Use as três matrizes abaixo. A ordem das faixas etárias e das oficinas deve ser preservada em todas as etapas.</w:t>
       </w:r>
+    </w:p>
+    <w:p>
+      <w:pPr>
+        <w:spacing w:after="0" w:line="240" w:lineRule="auto"/>
+      </w:pPr>
+    </w:p>
+    <w:p>
+      <w:pPr>
+        <w:spacing w:after="0" w:line="240" w:lineRule="auto"/>
+      </w:pPr>
+    </w:p>
+    <w:p>
+      <w:pPr>
+        <w:spacing w:after="0" w:line="240" w:lineRule="auto"/>
+      </w:pPr>
+    </w:p>
+    <w:p>
+      <w:pPr>
+        <w:spacing w:after="0" w:line="240" w:lineRule="auto"/>
+      </w:pPr>
+    </w:p>
+    <w:p>
+      <w:pPr>
+        <w:spacing w:after="0" w:line="240" w:lineRule="auto"/>
+      </w:pPr>
     </w:p>
     <w:tbl>
       <w:tblPr>
@@ -601,7 +679,6 @@
           <w:b/>
           <w:sz w:val="26"/>
         </w:rPr>
-        <w:lastRenderedPageBreak/>
         <w:t>Como os arquivos funcionam</w:t>
       </w:r>
     </w:p>
@@ -763,6 +840,11 @@
     </w:p>
     <w:p>
       <w:pPr>
+        <w:spacing w:after="0" w:line="240" w:lineRule="auto"/>
+      </w:pPr>
+    </w:p>
+    <w:p>
+      <w:pPr>
         <w:spacing w:before="100" w:after="60"/>
       </w:pPr>
       <w:r>
@@ -842,8 +924,8 @@
       </w:r>
     </w:p>
     <w:sectPr>
-      <w:headerReference w:type="default" r:id="rId12"/>
-      <w:footerReference w:type="default" r:id="rId13"/>
+      <w:headerReference w:type="default" r:id="rId13"/>
+      <w:footerReference w:type="default" r:id="rId14"/>
       <w:pgSz w:w="12240" w:h="15840"/>
       <w:pgMar w:top="709" w:right="907" w:bottom="737" w:left="907" w:header="113" w:footer="255" w:gutter="0"/>
       <w:cols w:space="720"/>
@@ -13250,6 +13332,29 @@
       <w:szCs w:val="20"/>
     </w:rPr>
   </w:style>
+  <w:style w:type="character" w:styleId="Hyperlink">
+    <w:name w:val="Hyperlink"/>
+    <w:basedOn w:val="Fontepargpadro"/>
+    <w:uiPriority w:val="99"/>
+    <w:unhideWhenUsed/>
+    <w:rsid w:val="00C466D1"/>
+    <w:rPr>
+      <w:color w:val="0000FF" w:themeColor="hyperlink"/>
+      <w:u w:val="single"/>
+    </w:rPr>
+  </w:style>
+  <w:style w:type="character" w:styleId="MenoPendente">
+    <w:name w:val="Unresolved Mention"/>
+    <w:basedOn w:val="Fontepargpadro"/>
+    <w:uiPriority w:val="99"/>
+    <w:semiHidden/>
+    <w:unhideWhenUsed/>
+    <w:rsid w:val="00C466D1"/>
+    <w:rPr>
+      <w:color w:val="605E5C"/>
+      <w:shd w:val="clear" w:color="auto" w:fill="E1DFDD"/>
+    </w:rPr>
+  </w:style>
 </w:styles>
 </file>
 
